--- a/dl/taa-toolkit/03_3_Month_Practice_Plan.docx
+++ b/dl/taa-toolkit/03_3_Month_Practice_Plan.docx
@@ -68,7 +68,7 @@
           <w:rFonts w:ascii="Calibri" w:hAnsi="Calibri"/>
           <w:color w:val="1C2430"/>
         </w:rPr>
-        <w:t>Before you think about months, get one week under your belt. Each workday this week, use AI for one real task that needs doing anyway: draft an email, summarize a document, outline a presentation, research a decision. Keep the stakes low enough that a mistake doesn't cost you, yet high enough that the work still matters. At the end of the week, look back at the five sessions and pick the one task you'd do again. Write a full prompt for it (role, task, constraints) and save it. That single saved prompt is your first template, and it's the seed of everything below.</w:t>
+        <w:t>Before you think about months, get one week under your belt, the same on-ramp Chapter 1 started you on, now with a task every workday. Each workday this week, use AI for one real task that needs doing anyway: draft an email, summarize a document, outline a presentation, research a decision. Keep the stakes low enough that a mistake doesn't cost you, yet high enough that the work still matters. Chapter 2's one privacy rule still holds: nothing goes into a public AI chat that you wouldn't post on a public social media feed. At the end of the week, look back at the five sessions and pick the one task you'd do again. Write a full prompt for it (role, task, constraints) and save it. That single saved prompt is your first template, and it's the seed of everything below.</w:t>
       </w:r>
     </w:p>
     <w:p>
@@ -101,7 +101,7 @@
           <w:rFonts w:ascii="Calibri" w:hAnsi="Calibri"/>
           <w:color w:val="1C2430"/>
         </w:rPr>
-        <w:t>Watch how it went for Marcus. In week one he still paused before each session, half-deciding whether the task "qualified." By week three the pause was gone. He caught himself pasting his scratch notes for the Monday leadership sync into a session on reflex, the way he'd open a spreadsheet, and only noticed afterward that he hadn't debated it. That reflex is the whole goal of month one. His two saved prompts by then, the status update and the sync brief, weren't a library yet. They were proof the habit had taken.</w:t>
+        <w:t>Watch how it went for Marcus. In week one he still hesitated before each session, half-deciding whether the task "qualified." By week three the hesitation was gone. He caught himself pasting his scratch notes for the Monday leadership sync into a session on reflex, the way he'd open a spreadsheet, and only noticed afterward that he hadn't debated it. That reflex is the whole goal of month one. His two saved prompts by then, the status update and the sync brief, weren't a library yet. They were proof the habit had taken.</w:t>
       </w:r>
     </w:p>
     <w:p>
@@ -110,7 +110,7 @@
           <w:rFonts w:ascii="Calibri" w:hAnsi="Calibri"/>
           <w:color w:val="1C2430"/>
         </w:rPr>
-        <w:t>Daily practice: keep the quick-start rhythm going. One real work task every day, low-stakes but real. That combination builds confidence without pressure.</w:t>
+        <w:t>Daily practice: keep the quick-start rhythm going. One real work task every day, low-stakes but real. That combination builds confidence without pressure. Before you send anything, check the single riskiest factual claim in it, the one-claim habit from Chapter 13.</w:t>
       </w:r>
     </w:p>
     <w:p>
@@ -239,7 +239,7 @@
           <w:rFonts w:ascii="Calibri" w:hAnsi="Calibri"/>
           <w:color w:val="1C2430"/>
         </w:rPr>
-        <w:t>The third month is about building infrastructure that lasts, and the core of it is organizing the library you've been accumulating.</w:t>
+        <w:t>The third month is about building infrastructure that lasts, and the core of it is organizing the library you've been accumulating. It also closes the ninety days you gave your tool in Chapter 7, so at the end of the month decide whether it stays, or whether a real task now calls for a second one.</w:t>
       </w:r>
     </w:p>
     <w:p>
@@ -329,7 +329,7 @@
           <w:rFonts w:ascii="Calibri" w:hAnsi="Calibri"/>
           <w:color w:val="1C2430"/>
         </w:rPr>
-        <w:t>Pick one angle and start. A library you'll maintain beats a perfect taxonomy you abandon, so keep it simple and accessible: one cloud document or notes page, clear headings, the changeable parts in brackets. Here's what a single entry looks like, filed under "Research":</w:t>
+        <w:t>Pick one angle and start. A library you'll maintain beats a perfect taxonomy you abandon, so keep it simple and accessible: your My Prompts doc from Chapter 12, with clear headings and the changeable parts in brackets. Here's what a single entry looks like, filed under "Research":</w:t>
       </w:r>
     </w:p>
     <w:p>
@@ -383,7 +383,7 @@
           <w:rFonts w:ascii="Calibri" w:hAnsi="Calibri"/>
           <w:color w:val="1C2430"/>
         </w:rPr>
-        <w:t>A note on where this goes next. Organizing a library by hand is the foundation, and it's also the doorway to something larger: getting AI to remember your context and run as a system around your work. Later volumes in this series go deeper into working with memory and building those systems. For now, a simple, well-kept library is the thing everything else stands on.</w:t>
+        <w:t>A note on where this goes next. Organizing a library by hand is the foundation, and it's also the doorway to something larger: getting AI to remember your context and run as a system around your work. Later volumes in this series go deeper into working with memory and building those systems. For now, a simple, well-kept library is the thing everything else stands on, and the session summary from Chapter 11 carries your context between conversations by hand.</w:t>
       </w:r>
     </w:p>
     <w:p>
